--- a/docs/Astronaut_flavenoids_and_biomarkers_manuscript.docx
+++ b/docs/Astronaut_flavenoids_and_biomarkers_manuscript.docx
@@ -112,7 +112,7 @@
         <w:t xml:space="preserve">“opposite forcing”</w:t>
       </w:r>
       <w:r>
-        <w:t xml:space="preserve">), remains unresolved. We built a from-scratch R pipeline that (1) re-discovers the spaceflight oncogenic biomarker signature across 23 NASA OSDR RNA-seq studies (11 human, 12 rodent) using strict differential expression thresholds (padj &lt; 0.05, |log2FC| &gt; 1) and a random-effects meta-analysis (metafor REML), (2) screens 420 LINCS L1000 drug perturbation signatures for transcriptomic reversal via a tau-analog connectivity score, (3) annotates top reversal hits with drug-target-indication context from the Broad Drug Repurposing Hub and PrimeKG, (4) maps the biomarker signature to disease phenotypes via PrimeKG and Open Targets, and (5) flags nutraceutical candidates among the top reversal compounds. The meta-analysis scored 40,211 genes (3,668 significant), whose intersection with an 11,241-gene oncogene union yielded</w:t>
+        <w:t xml:space="preserve">), remains unresolved. We built a from-scratch R pipeline that (1) re-discovers the spaceflight oncogenic biomarker signature across 23 NASA OSDR RNA-seq studies (10 human, 13 rodent) using strict differential expression thresholds (padj &lt; 0.05, |log2FC| &gt; 1) and a random-effects meta-analysis (metafor REML), (2) screens 420 LINCS L1000 drug perturbation signatures for transcriptomic reversal via a tau-analog connectivity score, (3) annotates top reversal hits with drug-target-indication context from the Broad Drug Repurposing Hub and PrimeKG, (4) maps the biomarker signature to disease phenotypes via PrimeKG and Open Targets, and (5) flags nutraceutical candidates among the top reversal compounds. The meta-analysis scored 40,211 genes (3,668 significant), whose intersection with an 11,241-gene oncogene union yielded</w:t>
       </w:r>
       <w:r>
         <w:t xml:space="preserve"> </w:t>
@@ -125,7 +125,7 @@
         <w:t xml:space="preserve">1,610 oncogenic biomarker genes</w:t>
       </w:r>
       <w:r>
-        <w:t xml:space="preserve">. Validation against an independent Python cross-study meta-signature (S2) showed Spearman ρ = 0.60 and 76% sign agreement. Twenty-one compounds exhibited maximal reversal (tau = −100), led by the food-derived flavonoids</w:t>
+        <w:t xml:space="preserve">. Validation against an independent Python cross-study meta-signature (S2) showed Spearman ρ = 0.60 and 76% sign agreement. Seventeen perturbation signatures reached the maximal reversal score (tau = −100) and four more scored below −50; they include the food-derived flavonoids</w:t>
       </w:r>
       <w:r>
         <w:t xml:space="preserve"> </w:t>
@@ -148,7 +148,7 @@
           <w:b/>
           <w:bCs/>
         </w:rPr>
-        <w:t xml:space="preserve">242 of the 1,540 assessable oncogenic biomarker genes (15.7%)</w:t>
+        <w:t xml:space="preserve">242 of the 1,396 assessable oncogenic biomarker genes (17.3%)</w:t>
       </w:r>
       <w:r>
         <w:t xml:space="preserve"> </w:t>
@@ -257,7 +257,7 @@
         <w:pStyle w:val="FirstParagraph"/>
       </w:pPr>
       <w:r>
-        <w:t xml:space="preserve">We queried the NASA OSDR programmatically and curated a panel of 24 RNA-seq studies (11 human, 13 rodent) spanning spaceflight, simulated microgravity, hindlimb suspension, and ionising radiation across diverse tissues (cardiomyocytes, endothelial and vascular smooth muscle cells, skeletal muscle, neural organoids, spleen, thymus, liver, skin, eye, heart, bone, blood;</w:t>
+        <w:t xml:space="preserve">We queried the NASA OSDR programmatically and curated a panel of 24 RNA-seq studies (11 human, 13 rodent) spanning spaceflight, simulated microgravity, hindlimb suspension, and ionising radiation (human: iPSC-derived cardiomyocytes and cardiac spheres, endothelial cells, aortic smooth muscle cells, myoblasts, mesenchymal stem cells, cortical and colorectal-cancer organoids, dermal fibroblasts and astronaut whole blood; mouse: liver, spleen, thymus, skin, eye, heart, soleus, cortical bone, hippocampus and adrenal gland; tissue labels from the OSDR study records;</w:t>
       </w:r>
       <w:r>
         <w:t xml:space="preserve"> </w:t>
@@ -283,7 +283,10 @@
         <w:t xml:space="preserve">Fig. 1</w:t>
       </w:r>
       <w:r>
-        <w:t xml:space="preserve">). Per-study differential expression (DESeq2; padj &lt; 0.05, |log2FC| &gt; 1) yielded 410,121 gene-level results across 23 studies with testable contrasts (</w:t>
+        <w:t xml:space="preserve">). Per-study differential expression (DESeq2; padj &lt; 0.05, |log2FC| &gt; 1) yielded 410,121 gene-level results across 23 studies with testable contrasts (10 human, 13 rodent; the astronaut whole-blood study OSD-903 produced no per-study result;</w:t>
+      </w:r>
+      <w:r>
+        <w:t xml:space="preserve"> </w:t>
       </w:r>
       <w:r>
         <w:rPr>
@@ -301,7 +304,10 @@
         <w:pStyle w:val="BodyText"/>
       </w:pPr>
       <w:r>
-        <w:t xml:space="preserve">A random-effects meta-analysis (metafor REML) across all studies scored 40,211 genes, of which 3,668 were significant at padj &lt; 0.05 (</w:t>
+        <w:t xml:space="preserve">A random-effects meta-analysis (metafor REML) across all studies scored 40,211 genes, of which 3,668 were significant at padj &lt; 0.05 (1,506 up- and 2,162 down-regulated;</w:t>
+      </w:r>
+      <w:r>
+        <w:t xml:space="preserve"> </w:t>
       </w:r>
       <w:r>
         <w:rPr>
@@ -324,7 +330,7 @@
         <w:t xml:space="preserve">Fig. 3</w:t>
       </w:r>
       <w:r>
-        <w:t xml:space="preserve">). The signature was directionally heterogeneous: 502 genes were up-regulated and 1,108 down-regulated in spaceflight, consistent with tissue- and stressor-specific engagement of oncogenic programs. To focus on genes with oncogenic relevance, we intersected the meta-significant genes with an 11,241-gene oncogene union (MSigDB C6 oncogenic signatures: 10,927; KEGG oncogenesis: 931; curated oncogene/TSG/SASP: 195; COSMIC CGC and OncoKB were attempted but gated — see Methods), yielding</w:t>
+        <w:t xml:space="preserve">). To focus on genes with oncogenic relevance, we intersected the meta-significant genes with an 11,241-gene oncogene union (MSigDB C6 oncogenic signatures: 10,927; KEGG oncogenesis: 931; curated oncogene/TSG/SASP: 195; COSMIC CGC and OncoKB were attempted but gated — see Methods), yielding</w:t>
       </w:r>
       <w:r>
         <w:t xml:space="preserve"> </w:t>
@@ -363,7 +369,7 @@
         <w:t xml:space="preserve">Fig. 4</w:t>
       </w:r>
       <w:r>
-        <w:t xml:space="preserve">).</w:t>
+        <w:t xml:space="preserve">). Of these, 502 were up-regulated and 1,108 down-regulated in spaceflight, consistent with tissue- and stressor-specific engagement of oncogenic programs.</w:t>
       </w:r>
     </w:p>
     <w:p>
@@ -398,13 +404,13 @@
       </w:r>
     </w:p>
     <w:bookmarkEnd w:id="11"/>
-    <w:bookmarkStart w:id="12" w:name="X0ce9525df63fda672057320fe4eb5dff9305bf8"/>
+    <w:bookmarkStart w:id="12" w:name="Xb6291db85ef895415d58c55834f3d7eddf60bcd"/>
     <w:p>
       <w:pPr>
         <w:pStyle w:val="Heading3"/>
       </w:pPr>
       <w:r>
-        <w:t xml:space="preserve">Opposite-forcing drug screen identifies 21 reversal candidates</w:t>
+        <w:t xml:space="preserve">Opposite-forcing drug screen: 17 signatures at maximal reversal</w:t>
       </w:r>
     </w:p>
     <w:p>
@@ -425,10 +431,7 @@
         <w:t xml:space="preserve">Table 6</w:t>
       </w:r>
       <w:r>
-        <w:t xml:space="preserve">). Twenty-one compounds exhibited maximal reversal (tau = −100;</w:t>
-      </w:r>
-      <w:r>
-        <w:t xml:space="preserve"> </w:t>
+        <w:t xml:space="preserve">). Seventeen signatures reached the maximal reversal score (tau = −100, the clipping floor, so they cannot be ranked against each other) and four more scored below −50 (</w:t>
       </w:r>
       <w:r>
         <w:rPr>
@@ -451,7 +454,7 @@
         <w:t xml:space="preserve">Fig. 6</w:t>
       </w:r>
       <w:r>
-        <w:t xml:space="preserve">), including the food-derived flavonoids</w:t>
+        <w:t xml:space="preserve">). They include the food-derived flavonoids</w:t>
       </w:r>
       <w:r>
         <w:t xml:space="preserve"> </w:t>
@@ -483,7 +486,7 @@
         <w:t xml:space="preserve"> </w:t>
       </w:r>
       <w:r>
-        <w:t xml:space="preserve">(GSE137934, a licorice-derived flavonoid), the MDM2 inhibitor Nutlin-3, the topoisomerase inhibitor doxorubicin (Phase 3), PI3K-mTOR inhibitors, a combined MEKi+WNT treatment, the DNA methylation inhibitor 5’-Aza, methotrexate, the ALK5/TGFβ inhibitor SB431542, and ketamine.</w:t>
+        <w:t xml:space="preserve">(GSE137934, a licorice-derived flavonoid), the MDM2 inhibitor Nutlin-3, the topoisomerase inhibitor doxorubicin, PI3K-mTOR inhibitors, a combined MEKi+WNT treatment, the DNA methylation inhibitor 5’-Aza, the ALK5/TGFβ inhibitor SB431542, ketamine, and methotrexate (Caco2 co-exposure with lactoferrin; tau = −99.3). Not every signature is a drug treatment: one is an siRNA knockdown (SUPT4H1), and several do not name the perturbagen in the signature title.</w:t>
       </w:r>
     </w:p>
     <w:p>
@@ -491,7 +494,7 @@
         <w:pStyle w:val="BodyText"/>
       </w:pPr>
       <w:r>
-        <w:t xml:space="preserve">Tissue-stratified reversal scoring across 19 tissues (4,620 tissue-drug combinations;</w:t>
+        <w:t xml:space="preserve">Tissue-stratified reversal scores were computed for 11 of the 23 studies, covering 8 tissue or cell types (4,620 study–signature scores;</w:t>
       </w:r>
       <w:r>
         <w:t xml:space="preserve"> </w:t>
@@ -504,7 +507,20 @@
         <w:t xml:space="preserve">Table 8</w:t>
       </w:r>
       <w:r>
-        <w:t xml:space="preserve">) confirmed that reversal strength varies by tissue, consistent with the tissue-specific direction of oncogenic program engagement. Drug-target-indication context from the Broad Drug Repurposing Hub and PrimeKG (</w:t>
+        <w:t xml:space="preserve">,</w:t>
+      </w:r>
+      <w:r>
+        <w:t xml:space="preserve"> </w:t>
+      </w:r>
+      <w:r>
+        <w:rPr>
+          <w:b/>
+          <w:bCs/>
+        </w:rPr>
+        <w:t xml:space="preserve">Fig. 7</w:t>
+      </w:r>
+      <w:r>
+        <w:t xml:space="preserve">); reversal strength varied by study. Drug-target-indication context from the Broad Drug Repurposing Hub and PrimeKG (</w:t>
       </w:r>
       <w:r>
         <w:rPr>
@@ -527,7 +543,7 @@
         <w:t xml:space="preserve">Fig. 9</w:t>
       </w:r>
       <w:r>
-        <w:t xml:space="preserve">) annotated 7 of the top 50 hits with clinical phase, mechanism of action, and target information.</w:t>
+        <w:t xml:space="preserve">) was matched by name for 7 of the top 50 signatures. Four matches are exact (Nutlin-3, lapatinib, estradiol, tamoxifen); doxorubicin matched aldoxorubicin, a doxorubicin prodrug whose Phase 3 status is what Table 9 reports; and a stapled-peptide oestrogen-receptor inhibitor matched iRGD-peptide twice, which is spurious.</w:t>
       </w:r>
     </w:p>
     <w:bookmarkEnd w:id="12"/>
@@ -565,7 +581,7 @@
         <w:pStyle w:val="BodyText"/>
       </w:pPr>
       <w:r>
-        <w:t xml:space="preserve">Of the 1,610 oncogenic biomarker genes, 1,540 (95.7%) were present in the LINCS gene space; the remaining 70 (non-protein-coding or unmapped identifiers) were excluded. A gene was defined as</w:t>
+        <w:t xml:space="preserve">Of the 1,610 oncogenic biomarker genes, 1,396 had a non-zero LINCS z-score in at least one of the three flavonoid signatures (1,284–1,308 per signature) and were assessable; the other 214 were absent from the LINCS gene space or had no measurable z-score, and were excluded. A gene was defined as</w:t>
       </w:r>
       <w:r>
         <w:t xml:space="preserve"> </w:t>
@@ -589,7 +605,7 @@
           <w:b/>
           <w:bCs/>
         </w:rPr>
-        <w:t xml:space="preserve">242 unique oncogenic biomarker genes (15.7% of the 1,540 assessable) were directly reversed by at least one flavonoid signature at |z| ≥ 1.5</w:t>
+        <w:t xml:space="preserve">242 unique oncogenic biomarker genes (17.3% of the 1,396 assessable) were directly reversed by at least one flavonoid signature at |z| ≥ 1.5</w:t>
       </w:r>
       <w:r>
         <w:t xml:space="preserve"> </w:t>
@@ -1011,7 +1027,7 @@
         <w:pStyle w:val="FirstParagraph"/>
       </w:pPr>
       <w:r>
-        <w:t xml:space="preserve">Across a cross-species panel of 23 spaceflight RNA-seq studies, we re-derived a 1,610-gene oncogenic biomarker signature that concords with an independent Python meta-analysis (Spearman ρ = 0.60) and enriches for carcinoma, coronary artery disease, and hereditary cancer syndromes. Screening LINCS L1000 drug perturbation signatures identified 21 compounds with maximal transcriptomic reversal (tau = −100), led by food-derived flavonoids. Gene-level analysis revealed that 242 oncogenic biomarker genes (15.7% of assessable) are directly reversed by at least one flavonoid signature, with inflammatory chemokines and SASP factors (CXCL8, MMP3, CSF2, CSF3, CXCL3) most strongly counter-regulated.</w:t>
+        <w:t xml:space="preserve">Across a cross-species panel of 23 spaceflight RNA-seq studies, we re-derived a 1,610-gene oncogenic biomarker signature that concords with an independent Python meta-analysis (Spearman ρ = 0.60) and enriches for carcinoma, coronary artery disease, and hereditary cancer syndromes. Screening LINCS L1000 drug perturbation signatures identified 17 signatures with maximal transcriptomic reversal (tau = −100), including food-derived flavonoids. Gene-level analysis revealed that 242 oncogenic biomarker genes (17.3% of assessable) are directly reversed by at least one flavonoid signature, with inflammatory chemokines and SASP factors (CXCL8, MMP3, CSF2, CSF3, CXCL3) most strongly counter-regulated.</w:t>
       </w:r>
     </w:p>
     <w:p>
@@ -1045,7 +1061,7 @@
         <w:t xml:space="preserve"> </w:t>
       </w:r>
       <w:r>
-        <w:t xml:space="preserve">(1) The LINCS tau-analog is computed from GEO-derived z-score signatures, not the canonical CLUE.io Touchstone GCTx with pre-computed tau; WCS values are near-zero for most drugs, so tau-normalisation clips at ±100. The ranking is correct but absolute tau values are compressed. (2) GSE128097 is a co-treatment of apigenin and luteolin; gene-level effects cannot be attributed to one compound alone. (3) LINCS z-scores lack per-gene p-values, so the |z| ≥ 1.5 threshold is an effect-size cutoff, not a statistical test; the reversal score is descriptive. (4) COSMIC CGC and OncoKB were gated; the oncogene union relied on MSigDB C6, KEGG, and curated lists. (5) The 70 T4 genes absent from LINCS were excluded from gene-level analysis. (6) These are transcriptomic associations, not evidence of efficacy in vivo; the flavonoid reversal candidates require prospective validation in spaceflight-relevant model systems. (7) Vegan recipe optimisation is deferred; this pipeline provides the nutraceutical-gene input (T12c, T13c) for that future step.</w:t>
+        <w:t xml:space="preserve">(1) The LINCS tau-analog is computed from GEO-derived z-score signatures, not the canonical CLUE.io Touchstone GCTx with pre-computed tau; WCS values are near-zero for most drugs, so tau-normalisation clips at ±100. The ranking is correct but absolute tau values are compressed. (2) GSE128097 is a co-treatment of apigenin and luteolin; gene-level effects cannot be attributed to one compound alone. (3) LINCS z-scores lack per-gene p-values, so the |z| ≥ 1.5 threshold is an effect-size cutoff, not a statistical test; the reversal score is descriptive. (4) COSMIC CGC and OncoKB were gated; the oncogene union relied on MSigDB C6, KEGG, and curated lists. (5) The 214 T4 genes without a non-zero LINCS z-score in any flavonoid signature were excluded from gene-level analysis. (6) These are transcriptomic associations, not evidence of efficacy in vivo; the flavonoid reversal candidates require prospective validation in spaceflight-relevant model systems. (7) Vegan recipe optimisation is deferred; this pipeline provides the nutraceutical-gene input (T12c, T13c) for that future step.</w:t>
       </w:r>
     </w:p>
     <w:p>
@@ -1065,7 +1081,7 @@
         <w:t xml:space="preserve">Methods</w:t>
       </w:r>
     </w:p>
-    <w:bookmarkStart w:id="18" w:name="X55fc90beaf24dd6ab5c09e9ce3f4c565a0ac59e"/>
+    <w:bookmarkStart w:id="18" w:name="Xe8ac096d62da577f33ac3a672adefd6c309b3a0"/>
     <w:p>
       <w:pPr>
         <w:pStyle w:val="Heading3"/>
@@ -1084,7 +1100,7 @@
         <w:t xml:space="preserve">Table 1</w:t>
       </w:r>
       <w:r>
-        <w:t xml:space="preserve">). JAXA6 astronaut whole-blood data were obtained from the Astronaut_flavenoids_and_biomarkers GitHub repository. Raw STAR unnormalised count matrices were downloaded per study.</w:t>
+        <w:t xml:space="preserve">), of which 23 (10 human, 13 rodent) produced per-study results. Tissue labels follow the OSDR study records. The pipeline also clones the Astronaut_flavenoids_and_biomarkers repository, which holds JAXA Cell-Free Epigenome astronaut plasma cell-free RNA data (OSD-530); no analysis step reads these data and no result reported here depends on them. Raw STAR unnormalised count matrices were downloaded per study.</w:t>
       </w:r>
     </w:p>
     <w:bookmarkEnd w:id="18"/>
@@ -1138,13 +1154,13 @@
       </w:r>
     </w:p>
     <w:bookmarkEnd w:id="22"/>
-    <w:bookmarkStart w:id="23" w:name="X9efe371e977d6be3bb86c373ead245fd3bf014a"/>
+    <w:bookmarkStart w:id="23" w:name="X348341ceb8e5a1a81f8f58453f940765c161913"/>
     <w:p>
       <w:pPr>
         <w:pStyle w:val="Heading3"/>
       </w:pPr>
       <w:r>
-        <w:t xml:space="preserve">Gene-level reversal. For the three flavonoid signatures (GSE128097_1, GSE128097_2, GSE137934_1), we extracted the z-score vector over all genes and intersected with the 1,610 oncogenic biomarkers (1,540 overlap). A gene was</w:t>
+        <w:t xml:space="preserve">Gene-level reversal. For the three flavonoid signatures (GSE128097_1, GSE128097_2, GSE137934_1), we extracted the z-score vector over all genes and intersected it with the 1,610 oncogenic biomarkers, keeping genes with a non-zero z-score (1,284–1,308 per signature; 1,396 in at least one). A gene was</w:t>
       </w:r>
       <w:r>
         <w:t xml:space="preserve"> </w:t>
@@ -1160,23 +1176,23 @@
       </w:r>
     </w:p>
     <w:bookmarkEnd w:id="23"/>
-    <w:bookmarkStart w:id="24" w:name="Xc1619516ce9291774720bcc7b7c6ec1f7e8afdd"/>
+    <w:bookmarkStart w:id="24" w:name="X299f78f1ad8adf872c7ccf5fea7d8dcf15b77aa"/>
     <w:p>
       <w:pPr>
         <w:pStyle w:val="Heading3"/>
       </w:pPr>
       <w:r>
-        <w:t xml:space="preserve">Disease enrichment. PrimeKG disease-gene edges (160,822) were tested for hypergeometric enrichment of the 1,610 oncogenic biomarkers (universe = all genes in PrimeKG disease-gene edges; BH-adjusted p-values). Open Targets GraphQL API (v4) was queried for 100 genes, returning 4,891 gene-disease associations across 1,689 diseases. A combined ranking integrated both sources.</w:t>
+        <w:t xml:space="preserve">Disease enrichment. PrimeKG disease-gene edges (160,822) were tested for hypergeometric enrichment of the 1,610 oncogenic biomarkers (fixed universe of 20,000 genes, approximating the protein-coding genome; BH-adjusted p-values). Open Targets GraphQL API (v4) was queried for 100 genes, returning 4,891 gene-disease associations across 1,689 diseases. A combined ranking integrated both sources.</w:t>
       </w:r>
     </w:p>
     <w:bookmarkEnd w:id="24"/>
-    <w:bookmarkStart w:id="25" w:name="Xabf5f68c16fa659065508452a81e667f96f7730"/>
+    <w:bookmarkStart w:id="25" w:name="Xf21cbae58127dd8f8434bb9f92001610a972446"/>
     <w:p>
       <w:pPr>
         <w:pStyle w:val="Heading3"/>
       </w:pPr>
       <w:r>
-        <w:t xml:space="preserve">Drug context. The Broad Drug Repurposing Hub (6,798 drugs; clinical phase, MoA, target, indication) and PrimeKG drug-target (51,306 edges) and contraindication (61,350 edges) networks were used to annotate the top 50 reversal hits.</w:t>
+        <w:t xml:space="preserve">Drug context. The Broad Drug Repurposing Hub (6,798 drugs; clinical phase, MoA, target, indication) and PrimeKG drug-target (51,306 edges) and contraindication (61,350 edges) networks were used to annotate the top 50 reversal hits. Drug names were matched by case-insensitive substring, which produced inexact matches (see Results).</w:t>
       </w:r>
     </w:p>
     <w:bookmarkEnd w:id="25"/>
@@ -1351,7 +1367,7 @@
         </w:numPr>
       </w:pPr>
       <w:r>
-        <w:t xml:space="preserve">Beheshti A et al. NASA Open Science Data Repository: a comprehensive biomedical data repository for spaceflight research. Cell. 2023;186(18):3846-3855.</w:t>
+        <w:t xml:space="preserve">TODO: reference for the NASA Open Science Data Repository not verified — the previously listed Cell (2023) article has no CrossRef record; verify or replace.</w:t>
       </w:r>
     </w:p>
     <w:p>
@@ -1363,7 +1379,19 @@
         </w:numPr>
       </w:pPr>
       <w:r>
-        <w:t xml:space="preserve">Duan Q et al. L1000 CMap2: a next-generation connectivity map. Sci Data. 2023.</w:t>
+        <w:t xml:space="preserve">TODO: reference not verified — the previously listed</w:t>
+      </w:r>
+      <w:r>
+        <w:t xml:space="preserve"> </w:t>
+      </w:r>
+      <w:r>
+        <w:t xml:space="preserve">“L1000 CMap2”</w:t>
+      </w:r>
+      <w:r>
+        <w:t xml:space="preserve"> </w:t>
+      </w:r>
+      <w:r>
+        <w:t xml:space="preserve">article (Scientific Data, 2023) has no CrossRef record; verify or replace.</w:t>
       </w:r>
     </w:p>
     <w:p>
@@ -1375,7 +1403,7 @@
         </w:numPr>
       </w:pPr>
       <w:r>
-        <w:t xml:space="preserve">Chandrasekharan Nair S et al. PrimeKG: a precision medicine knowledge graph. Sci Data. 2023;10:189.</w:t>
+        <w:t xml:space="preserve">Chandak P, Huang K, Zitnik M. Building a knowledge graph to enable precision medicine. Sci Data. 2023;10:67. doi:10.1038/s41597-023-01960-3</w:t>
       </w:r>
     </w:p>
     <w:p>
@@ -1387,7 +1415,7 @@
         </w:numPr>
       </w:pPr>
       <w:r>
-        <w:t xml:space="preserve">Ochoa D et al. Open Targets Platform: supporting systematic drug-target identification and prioritisation. Nucleic Acids Res. 2023;51(D1):D1354-D1361.</w:t>
+        <w:t xml:space="preserve">Ochoa D et al. The next-generation Open Targets Platform: reimagined, redesigned, rebuilt. Nucleic Acids Res. 2023;51(D1):D1353-D1359. doi:10.1093/nar/gkac1046</w:t>
       </w:r>
     </w:p>
     <w:p>

--- a/docs/Astronaut_flavenoids_and_biomarkers_manuscript.docx
+++ b/docs/Astronaut_flavenoids_and_biomarkers_manuscript.docx
@@ -48,7 +48,7 @@
           <w:i/>
           <w:iCs/>
         </w:rPr>
-        <w:t xml:space="preserve">[Affiliation — TODO]</w:t>
+        <w:t xml:space="preserve">Collaborative Science Environment Inc., Madison, Wisconsin, USA</w:t>
       </w:r>
       <w:r>
         <w:t xml:space="preserve"> </w:t>
